--- a/paper/TCL-Theory-Paper-v2.docx
+++ b/paper/TCL-Theory-Paper-v2.docx
@@ -3566,29 +3566,64 @@
               <w:pStyle w:val="Compact"/>
             </w:pPr>
             <w:r>
-              <w:t xml:space="preserve">H3</w:t>
-            </w:r>
-          </w:p>
-        </w:tc>
-        <w:tc>
-          <w:tcPr/>
-          <w:p>
-            <w:pPr>
-              <w:pStyle w:val="Compact"/>
-            </w:pPr>
-            <w:r>
-              <w:t xml:space="preserve">Joint training beats a frozen head trained on identical data, at equal generation quality.</w:t>
-            </w:r>
-          </w:p>
-        </w:tc>
-        <w:tc>
-          <w:tcPr/>
-          <w:p>
-            <w:pPr>
-              <w:pStyle w:val="Compact"/>
-            </w:pPr>
-            <w:r>
-              <w:t xml:space="preserve">TCL-J beats arms A and B (below) on AUROC with CI excluding zero on at least 2 of 3 evaluation sets, with answer-accuracy drop of at most 1 point and held-out perplexity increase of at most 3%.</w:t>
+              <w:t xml:space="preserve">H3-T (primary)</w:t>
+            </w:r>
+          </w:p>
+        </w:tc>
+        <w:tc>
+          <w:tcPr/>
+          <w:p>
+            <w:pPr>
+              <w:pStyle w:val="Compact"/>
+            </w:pPr>
+            <w:r>
+              <w:t xml:space="preserve">A jointly trained trust head transfers across datasets better than a frozen head trained on identical data.</w:t>
+            </w:r>
+          </w:p>
+        </w:tc>
+        <w:tc>
+          <w:tcPr/>
+          <w:p>
+            <w:pPr>
+              <w:pStyle w:val="Compact"/>
+            </w:pPr>
+            <w:r>
+              <w:t xml:space="preserve">Trained on TriviaQA and tested on SQuAD, and the reverse: TCL-J’s AUROC exceeds arm A’s with CI excluding zero in both directions, and TCL-J meets the generation-quality bar (answer-accuracy drop of at most 1 point, held-out perplexity increase of at most 3%).</w:t>
+            </w:r>
+          </w:p>
+        </w:tc>
+      </w:tr>
+      <w:tr>
+        <w:tc>
+          <w:tcPr/>
+          <w:p>
+            <w:pPr>
+              <w:pStyle w:val="Compact"/>
+            </w:pPr>
+            <w:r>
+              <w:t xml:space="preserve">H3-J (secondary)</w:t>
+            </w:r>
+          </w:p>
+        </w:tc>
+        <w:tc>
+          <w:tcPr/>
+          <w:p>
+            <w:pPr>
+              <w:pStyle w:val="Compact"/>
+            </w:pPr>
+            <w:r>
+              <w:t xml:space="preserve">The joint objective beats trust-only fine-tuning, at equal or better generation quality.</w:t>
+            </w:r>
+          </w:p>
+        </w:tc>
+        <w:tc>
+          <w:tcPr/>
+          <w:p>
+            <w:pPr>
+              <w:pStyle w:val="Compact"/>
+            </w:pPr>
+            <w:r>
+              <w:t xml:space="preserve">Same transfer test: TCL-J’s AUROC exceeds arm B’s with CI excluding zero in both directions, and TCL-J meets the generation-quality bar.</w:t>
             </w:r>
           </w:p>
         </w:tc>
@@ -3716,17 +3751,17 @@
         <w:pStyle w:val="BodyText"/>
       </w:pPr>
       <w:r>
-        <w:t xml:space="preserve">H3 is the core test of TCL. H1 and H2 concern the frozen foundation; H4-H6 extend the framework.</w:t>
+        <w:t xml:space="preserve">H3 is the core test of TCL. Transfer (H3-T) is primary because frozen probes fail to transfer (Orgad et al., 2025; Phase 1 of this program), so that is where a trained head can show an advantage. H1 and H2 concern the frozen foundation; H4-H6 extend the framework.</w:t>
       </w:r>
     </w:p>
     <w:bookmarkEnd w:id="36"/>
-    <w:bookmarkStart w:id="37" w:name="experimental-arms-for-h3"/>
+    <w:bookmarkStart w:id="37" w:name="experimental-arms-for-h3-t-and-h3-j"/>
     <w:p>
       <w:pPr>
         <w:pStyle w:val="Heading3"/>
       </w:pPr>
       <w:r>
-        <w:t xml:space="preserve">8.2 Experimental Arms for H3</w:t>
+        <w:t xml:space="preserve">8.2 Experimental Arms for H3-T and H3-J</w:t>
       </w:r>
     </w:p>
     <w:p>
@@ -4038,6 +4073,24 @@
         <w:t xml:space="preserve">If C beats A but not B, the benefit comes from adapting the backbone, not from the joint objective. If C beats A and B but D matches C, the benefit comes from LM fine-tuning. Only if C beats all three does the evidence support the joint objective specifically.</w:t>
       </w:r>
     </w:p>
+    <w:p>
+      <w:pPr>
+        <w:pStyle w:val="BodyText"/>
+      </w:pPr>
+      <w:r>
+        <w:rPr>
+          <w:b/>
+          <w:bCs/>
+        </w:rPr>
+        <w:t xml:space="preserve">Reading a tie between C and B (fixed in advance).</w:t>
+      </w:r>
+      <w:r>
+        <w:t xml:space="preserve"> </w:t>
+      </w:r>
+      <w:r>
+        <w:t xml:space="preserve">If C and B are indistinguishable on trust but B fails the generation-quality bar while C meets it, the joint objective’s role is to preserve generation while training for trust, and I claim no more than that. If both meet the bar and tie, the joint objective adds nothing measurable beyond trust-only fine-tuning at this scale.</w:t>
+      </w:r>
+    </w:p>
     <w:bookmarkEnd w:id="37"/>
     <w:bookmarkStart w:id="38" w:name="metrics"/>
     <w:p>
@@ -4396,7 +4449,7 @@
         </w:numPr>
       </w:pPr>
       <w:r>
-        <w:t xml:space="preserve">Test H3 on Qwen2.5-0.5B-Instruct with LoRA, correctness dimension only.</w:t>
+        <w:t xml:space="preserve">Test H3-T and H3-J on Qwen2.5-0.5B-Instruct with LoRA, correctness dimension only, training on TriviaQA and on SQuAD and testing transfer between them.</w:t>
       </w:r>
     </w:p>
     <w:p>
@@ -4440,7 +4493,7 @@
         <w:pStyle w:val="FirstParagraph"/>
       </w:pPr>
       <w:r>
-        <w:t xml:space="preserve">Each stage begins only after the previous stage’s gate has been evaluated. If H3 fails, TCL continues as a frozen multi-dimensional trust head (TCL-F), and its value must come from H4 and H5.</w:t>
+        <w:t xml:space="preserve">Each stage begins only after the previous stage’s gate has been evaluated. If H3-T fails, TCL continues as a frozen multi-dimensional trust head (TCL-F), and its value must come from H4 and H5.</w:t>
       </w:r>
     </w:p>
     <w:bookmarkEnd w:id="41"/>

--- a/paper/TCL-Theory-Paper-v2.docx
+++ b/paper/TCL-Theory-Paper-v2.docx
@@ -1931,7 +1931,7 @@
         <w:t xml:space="preserve"> </w:t>
       </w:r>
       <w:r>
-        <w:t xml:space="preserve">answer given the question (teacher forcing), plus a small mix of general instruction data. I do not compute it on the model’s own sampled answers, because that would reinforce wrong answers. Training on reference answers can by itself change accuracy, which is why the experimental design includes an LM-only control (H3, arm D).</w:t>
+        <w:t xml:space="preserve">answer given the question (teacher forcing). I do not compute it on the model’s own sampled answers, because that would reinforce wrong answers. Drift in general language modeling is measured, not trained against: the generation-quality bar includes perplexity on held-out text. Training on reference answers can by itself change accuracy, which is why the experimental design includes an LM-only control (arm D).</w:t>
       </w:r>
     </w:p>
     <w:p>
